--- a/paper/user_assessments/Analysis.docx
+++ b/paper/user_assessments/Analysis.docx
@@ -1332,26 +1332,22 @@
         <w:t>Acknowledgements</w:t>
       </w:r>
     </w:p>
+    <w:bookmarkEnd w:id="6"/>
     <w:p>
       <w:pPr>
         <w:pStyle w:val="Blocktext"/>
       </w:pPr>
       <w:r>
-        <w:t>We thank Debora Constantino, Carlyn A. Patterson Gentile, Filomena Russo</w:t>
-      </w:r>
-      <w:r>
-        <w:t xml:space="preserve"> ,</w:t>
-      </w:r>
-      <w:r>
-        <w:t xml:space="preserve"> and three anonymous researchers for testing the web-tool and providing feedback as part of a user</w:t>
-      </w:r>
-      <w:r>
-        <w:t xml:space="preserve"> </w:t>
-      </w:r>
-      <w:r>
-        <w:t>survey.</w:t>
-      </w:r>
-      <w:bookmarkEnd w:id="6"/>
+        <w:t xml:space="preserve">We thank Debora Constantino, Juliëtte van </w:t>
+      </w:r>
+      <w:proofErr w:type="spellStart"/>
+      <w:r>
+        <w:t>Duijnhoven</w:t>
+      </w:r>
+      <w:proofErr w:type="spellEnd"/>
+      <w:r>
+        <w:t>, Ali Heshmati, Carlyn A. Patterson Gentile, Filomena Russo, Jamie M. Zeitzer for testing the web-tool and providing feedback as part of a user-survey.</w:t>
+      </w:r>
     </w:p>
     <w:sectPr>
       <w:footnotePr>
